--- a/backend/src/main/resources/plantillas/ActaFormateoSeguro.docx
+++ b/backend/src/main/resources/plantillas/ActaFormateoSeguro.docx
@@ -1506,28 +1506,28 @@
             <w:pPr>
               <w:jc w:val="center"/>
               <w:rPr>
-                <w:rFonts w:ascii="Times New Roman" w:hAnsi="Times New Roman" w:cs="Times New Roman"/>
+                <w:rFonts w:ascii="Arial Narrow" w:hAnsi="Arial Narrow" w:cs="Times New Roman"/>
                 <w:szCs w:val="28"/>
               </w:rPr>
             </w:pPr>
             <w:bookmarkStart w:id="7" w:name="OLE_LINK2"/>
             <w:r>
               <w:rPr>
-                <w:rFonts w:ascii="Times New Roman" w:hAnsi="Times New Roman" w:cs="Times New Roman"/>
+                <w:rFonts w:ascii="Arial Narrow" w:hAnsi="Arial Narrow" w:cs="Times New Roman"/>
                 <w:szCs w:val="28"/>
               </w:rPr>
               <w:t>{{</w:t>
             </w:r>
             <w:r>
               <w:rPr>
-                <w:rFonts w:ascii="Times New Roman" w:hAnsi="Times New Roman" w:cs="Times New Roman"/>
+                <w:rFonts w:ascii="Arial Narrow" w:hAnsi="Arial Narrow" w:cs="Times New Roman"/>
                 <w:szCs w:val="28"/>
               </w:rPr>
               <w:t>eq_1_gb</w:t>
             </w:r>
             <w:r>
               <w:rPr>
-                <w:rFonts w:ascii="Times New Roman" w:hAnsi="Times New Roman" w:cs="Times New Roman"/>
+                <w:rFonts w:ascii="Arial Narrow" w:hAnsi="Arial Narrow" w:cs="Times New Roman"/>
                 <w:szCs w:val="28"/>
               </w:rPr>
               <w:t>}}</w:t>
@@ -1776,12 +1776,13 @@
             <w:pPr>
               <w:jc w:val="center"/>
               <w:rPr>
+                <w:rFonts w:ascii="Arial Narrow" w:hAnsi="Arial Narrow"/>
                 <w:szCs w:val="28"/>
               </w:rPr>
             </w:pPr>
             <w:r>
               <w:rPr>
-                <w:rFonts w:ascii="Times New Roman" w:hAnsi="Times New Roman" w:cs="Times New Roman"/>
+                <w:rFonts w:ascii="Arial Narrow" w:hAnsi="Arial Narrow" w:cs="Times New Roman"/>
                 <w:szCs w:val="28"/>
               </w:rPr>
               <w:t>{{eq_2_gb}}</w:t>
@@ -2028,12 +2029,13 @@
             <w:pPr>
               <w:jc w:val="center"/>
               <w:rPr>
+                <w:rFonts w:ascii="Arial Narrow" w:hAnsi="Arial Narrow"/>
                 <w:szCs w:val="28"/>
               </w:rPr>
             </w:pPr>
             <w:r>
               <w:rPr>
-                <w:rFonts w:ascii="Times New Roman" w:hAnsi="Times New Roman" w:cs="Times New Roman"/>
+                <w:rFonts w:ascii="Arial Narrow" w:hAnsi="Arial Narrow" w:cs="Times New Roman"/>
                 <w:szCs w:val="28"/>
               </w:rPr>
               <w:t>{{eq_3_gb}}</w:t>
@@ -2280,12 +2282,13 @@
             <w:pPr>
               <w:jc w:val="center"/>
               <w:rPr>
+                <w:rFonts w:ascii="Arial Narrow" w:hAnsi="Arial Narrow"/>
                 <w:szCs w:val="28"/>
               </w:rPr>
             </w:pPr>
             <w:r>
               <w:rPr>
-                <w:rFonts w:ascii="Times New Roman" w:hAnsi="Times New Roman" w:cs="Times New Roman"/>
+                <w:rFonts w:ascii="Arial Narrow" w:hAnsi="Arial Narrow" w:cs="Times New Roman"/>
                 <w:szCs w:val="28"/>
               </w:rPr>
               <w:t>{{eq_4_gb}}</w:t>
